--- a/Производственная практика C++/Docs/Фамилия Дневник.docx
+++ b/Производственная практика C++/Docs/Фамилия Дневник.docx
@@ -865,6 +865,7 @@
           <w:bCs/>
           <w:sz w:val="28"/>
           <w:szCs w:val="28"/>
+          <w:highlight w:val="yellow"/>
           <w:u w:val="single"/>
         </w:rPr>
         <w:t>производственной</w:t>
@@ -875,6 +876,7 @@
           <w:bCs/>
           <w:sz w:val="28"/>
           <w:szCs w:val="28"/>
+          <w:highlight w:val="yellow"/>
           <w:u w:val="single"/>
         </w:rPr>
         <w:t xml:space="preserve"> </w:t>
@@ -885,6 +887,7 @@
           <w:bCs/>
           <w:sz w:val="28"/>
           <w:szCs w:val="28"/>
+          <w:highlight w:val="yellow"/>
           <w:u w:val="single"/>
         </w:rPr>
         <w:t>(</w:t>
@@ -895,6 +898,7 @@
           <w:bCs/>
           <w:sz w:val="28"/>
           <w:szCs w:val="28"/>
+          <w:highlight w:val="yellow"/>
           <w:u w:val="single"/>
         </w:rPr>
         <w:t>проектно-технологической</w:t>
@@ -905,6 +909,7 @@
           <w:bCs/>
           <w:sz w:val="28"/>
           <w:szCs w:val="28"/>
+          <w:highlight w:val="yellow"/>
           <w:u w:val="single"/>
         </w:rPr>
         <w:t>)</w:t>

--- a/Производственная практика C++/Docs/Фамилия Дневник.docx
+++ b/Производственная практика C++/Docs/Фамилия Дневник.docx
@@ -290,6 +290,7 @@
       <w:r>
         <w:rPr>
           <w:b/>
+          <w:color w:val="EE0000"/>
           <w:sz w:val="28"/>
           <w:szCs w:val="28"/>
           <w:highlight w:val="yellow"/>
@@ -299,6 +300,7 @@
       <w:r>
         <w:rPr>
           <w:b/>
+          <w:color w:val="EE0000"/>
           <w:sz w:val="28"/>
           <w:szCs w:val="28"/>
           <w:highlight w:val="yellow"/>
@@ -308,6 +310,7 @@
       <w:r>
         <w:rPr>
           <w:b/>
+          <w:color w:val="EE0000"/>
           <w:sz w:val="28"/>
           <w:szCs w:val="28"/>
           <w:highlight w:val="yellow"/>
@@ -317,6 +320,7 @@
       <w:r>
         <w:rPr>
           <w:b/>
+          <w:color w:val="EE0000"/>
           <w:sz w:val="28"/>
           <w:szCs w:val="28"/>
           <w:highlight w:val="yellow"/>
@@ -441,6 +445,7 @@
       </w:r>
       <w:r>
         <w:rPr>
+          <w:color w:val="EE0000"/>
           <w:sz w:val="28"/>
           <w:szCs w:val="28"/>
           <w:highlight w:val="yellow"/>
@@ -450,6 +455,7 @@
       </w:r>
       <w:r>
         <w:rPr>
+          <w:color w:val="EE0000"/>
           <w:sz w:val="28"/>
           <w:szCs w:val="28"/>
           <w:highlight w:val="yellow"/>
@@ -459,6 +465,7 @@
       </w:r>
       <w:r>
         <w:rPr>
+          <w:color w:val="EE0000"/>
           <w:sz w:val="28"/>
           <w:szCs w:val="28"/>
           <w:highlight w:val="yellow"/>
@@ -539,6 +546,7 @@
       </w:r>
       <w:r>
         <w:rPr>
+          <w:color w:val="EE0000"/>
           <w:sz w:val="28"/>
           <w:szCs w:val="28"/>
           <w:highlight w:val="yellow"/>
@@ -547,6 +555,7 @@
       </w:r>
       <w:r>
         <w:rPr>
+          <w:color w:val="EE0000"/>
           <w:sz w:val="28"/>
           <w:szCs w:val="28"/>
           <w:highlight w:val="yellow"/>
@@ -555,6 +564,7 @@
       </w:r>
       <w:r>
         <w:rPr>
+          <w:color w:val="EE0000"/>
           <w:sz w:val="28"/>
           <w:szCs w:val="28"/>
           <w:highlight w:val="yellow"/>
@@ -563,6 +573,7 @@
       </w:r>
       <w:r>
         <w:rPr>
+          <w:color w:val="EE0000"/>
           <w:sz w:val="28"/>
           <w:szCs w:val="28"/>
           <w:highlight w:val="yellow"/>
@@ -571,6 +582,7 @@
       </w:r>
       <w:r>
         <w:rPr>
+          <w:color w:val="EE0000"/>
           <w:sz w:val="28"/>
           <w:szCs w:val="28"/>
           <w:highlight w:val="yellow"/>
@@ -597,6 +609,7 @@
       </w:r>
       <w:r>
         <w:rPr>
+          <w:color w:val="EE0000"/>
           <w:sz w:val="28"/>
           <w:szCs w:val="28"/>
           <w:highlight w:val="yellow"/>
@@ -605,6 +618,7 @@
       </w:r>
       <w:r>
         <w:rPr>
+          <w:color w:val="EE0000"/>
           <w:sz w:val="28"/>
           <w:szCs w:val="28"/>
           <w:highlight w:val="yellow"/>
@@ -613,6 +627,7 @@
       </w:r>
       <w:r>
         <w:rPr>
+          <w:color w:val="EE0000"/>
           <w:sz w:val="28"/>
           <w:szCs w:val="28"/>
           <w:highlight w:val="yellow"/>
@@ -863,6 +878,7 @@
         <w:rPr>
           <w:b/>
           <w:bCs/>
+          <w:color w:val="EE0000"/>
           <w:sz w:val="28"/>
           <w:szCs w:val="28"/>
           <w:highlight w:val="yellow"/>
@@ -874,6 +890,7 @@
         <w:rPr>
           <w:b/>
           <w:bCs/>
+          <w:color w:val="EE0000"/>
           <w:sz w:val="28"/>
           <w:szCs w:val="28"/>
           <w:highlight w:val="yellow"/>
@@ -885,6 +902,7 @@
         <w:rPr>
           <w:b/>
           <w:bCs/>
+          <w:color w:val="EE0000"/>
           <w:sz w:val="28"/>
           <w:szCs w:val="28"/>
           <w:highlight w:val="yellow"/>
@@ -896,6 +914,7 @@
         <w:rPr>
           <w:b/>
           <w:bCs/>
+          <w:color w:val="EE0000"/>
           <w:sz w:val="28"/>
           <w:szCs w:val="28"/>
           <w:highlight w:val="yellow"/>
@@ -907,6 +926,7 @@
         <w:rPr>
           <w:b/>
           <w:bCs/>
+          <w:color w:val="EE0000"/>
           <w:sz w:val="28"/>
           <w:szCs w:val="28"/>
           <w:highlight w:val="yellow"/>
@@ -918,6 +938,7 @@
         <w:rPr>
           <w:b/>
           <w:bCs/>
+          <w:color w:val="EE0000"/>
           <w:sz w:val="28"/>
           <w:szCs w:val="28"/>
         </w:rPr>
@@ -955,6 +976,7 @@
       <w:proofErr w:type="gramStart"/>
       <w:r>
         <w:rPr>
+          <w:color w:val="EE0000"/>
           <w:sz w:val="28"/>
           <w:szCs w:val="28"/>
           <w:highlight w:val="yellow"/>
@@ -963,6 +985,7 @@
       </w:r>
       <w:r>
         <w:rPr>
+          <w:color w:val="EE0000"/>
           <w:sz w:val="28"/>
           <w:szCs w:val="28"/>
           <w:highlight w:val="yellow"/>
@@ -971,6 +994,7 @@
       </w:r>
       <w:r>
         <w:rPr>
+          <w:color w:val="EE0000"/>
           <w:sz w:val="28"/>
           <w:szCs w:val="28"/>
           <w:highlight w:val="yellow"/>
